--- a/example_articles/states/West Virginia/3.states_West Virginia_New_York_Times.docx
+++ b/example_articles/states/West Virginia/3.states_West Virginia_New_York_Times.docx
@@ -27,17 +27,17 @@
     </w:p>
     <w:p>
       <w:r>
-        <w:t>Source File: NYT/22.DOCX</w:t>
+        <w:t>Source file: NYT/22.DOCX</w:t>
       </w:r>
     </w:p>
     <w:p>
       <w:r>
-        <w:t>Raw locations result: ['West Virginia']</w:t>
+        <w:t>Raw locations result, 'locations': ['West Virginia']</w:t>
       </w:r>
     </w:p>
     <w:p>
       <w:r>
-        <w:t>states_stand_flat (Standardized): West Virginia</w:t>
+        <w:t>Standardized locations result, 'states_stand_flat': West Virginia</w:t>
       </w:r>
     </w:p>
     <w:p>

--- a/example_articles/states/West Virginia/3.states_West Virginia_New_York_Times.docx
+++ b/example_articles/states/West Virginia/3.states_West Virginia_New_York_Times.docx
@@ -7,7 +7,7 @@
         <w:pStyle w:val="Heading1"/>
       </w:pPr>
       <w:r>
-        <w:t>Sweet, Heritage, Teddy</w:t>
+        <w:t>Passing Along the Art Of Appalachian Fiddling</w:t>
       </w:r>
     </w:p>
     <w:p>
@@ -17,17 +17,17 @@
     </w:p>
     <w:p>
       <w:r>
-        <w:t>Date: 2004-08-29</w:t>
+        <w:t>Date: 1999-10-10</w:t>
       </w:r>
     </w:p>
     <w:p>
       <w:r>
-        <w:t>Section: Section 6; 'T'; Column 1; T: Women's Fashion Magazine; Pg. 155; THE TALK</w:t>
+        <w:t>Section: Section 1;; Section 1; Page 20; Column 1; National Desk; Column 1;</w:t>
       </w:r>
     </w:p>
     <w:p>
       <w:r>
-        <w:t>Source file: NYT/22.DOCX</w:t>
+        <w:t>Source file: NYT/46.DOCX</w:t>
       </w:r>
     </w:p>
     <w:p>
@@ -49,16 +49,64 @@
     </w:p>
     <w:p>
       <w:r>
-        <w:t xml:space="preserve">Sweet / (sw $; et) / adj. / having the taste of sugar or a substance resembling sugar; surfer-speak for something that's, like, totally awesome; a word that has demurely entered the style lexicon as a more considered nod than the all-purpose ''fabulous.'' Although the fashion world can be as sweet as sour milk, this season, labels like Marc Jacobs, Libertine and Moschino captured the charming sweet-bird-of-youth culture. Bow blouses, lace and $2,000 cashmere sweaters with cartoon figures can -- if not paired correctly -- be so sweet as to induce cavities. </w:t>
+        <w:t>The mountain-hollow art of old-time Appalachian fiddling, long withering under the pressures of youthful emigration and homogenized broadcast entertainment, is hanging on by a few well-bowed strings here in a backwoods master-apprentice program.</w:t>
         <w:br/>
+        <w:t>Toe-tapping in syncopation, his right wrist snapping off bow movements the way other lads ply a curve ball, 14-year-old Jake Krack followed his master, 78-year-old Lester McCumber, through the popping, tuneful intricacies of "Ida Red."</w:t>
         <w:br/>
-        <w:t>Heritage / (her tij) / n. / an inheritance; a birthright; something from an ethnic or national culture that is passed down through generations, often in the form of a custom, but it can also be a title or even a fur. Fashion-world shorthand for tradition, quality, class and legitimacy -- as in, ''That ink-splattered Burberry trench coat is steeped in heritage,'' or ''Svetlana's new nose preserves the aesthetics of her heritage.''</w:t>
+        <w:t>The lustrous, haunting scrape of the music drifted out toward the surrounding forest this evening, the sound wreathing the simple McCumber household as pungently as autumnal chimney smoke.</w:t>
         <w:br/>
+        <w:t>The two were jamming, by the boy's terminology, or just fiddling, by that of his lean and craggy master. But the music -- part of an ever-fading pre-Colonial Appalachian canon rarely written down and "played by air," as the teacher tells his pupil -- was assuredly alive and well.</w:t>
         <w:br/>
-        <w:t>Teddy / (ted $; e) / n. / a woman's undergarment often synonymous with a camisole and matching panties; a child's plaything, a teddy bear; the naughty Kennedy; the smash-hit music-inspired look of the season that emulates the rockabilly style of the Teddy Boys, the dapper English working-class subculture of the 1950's. While you don't have to be an East End red-brick rebel to pull off Ted-style drapery, it helps if you have big hair and a little behind to wear fall's narrow drainpipe trousers and pompadours. Time to hit the gym and the pomade.   HORACIO SILVA</w:t>
+        <w:t>"Now that's the original way of playing 'Ida Red,' the way the old man who lived down the road -- Senate Cottrell was his name -- played it," the master instructed, suddenly looking back on his own young tutelage by a departed local legend.</w:t>
+        <w:br/>
+        <w:t>In the gifted hands of Jake, the fiddling arts of Mr. McCumber -- and of Mr. Cottrell, the fiddler French Carpenter and sundry masters before -- now promises to outlive them all through a new generation.</w:t>
+        <w:br/>
+        <w:t>"I'm just having fun," Jake said, at a pause in the bowing. "Aside from that, my main concern is to carry on this music into the future. That's my passion: to pass it forward. Lester always says there's no charge for the lessons, just pass it on."</w:t>
+        <w:br/>
+        <w:t>This is the underlying passion, as well, of the master-apprentice program that the Augusta Heritage Center of Davis &amp; Elkins College in Elkins has threaded through the hills and hollows of West Virginia. Many young people historically have been forced to leave this state to find promising careers, rarely mastering and passing on the Appalachian folk ways of their elders. But lately, young people searching out uncommercialized, authentic old music have been showing up on Heritage Center scholarships at the cabin doors of the aging masters.</w:t>
+        <w:br/>
+        <w:t>Jake is apprenticed to Lester here in Calhoun County just as Phyllis Marks, a blind balladeer in her eighth decade over in Gilmer County, is teaching pure backwoods songs of yore, some of them long forgotten but for the urgings of her talented young student, Helena Triplett.</w:t>
+        <w:br/>
+        <w:t>"It's kind of like they're channeling people who are gone," said Margo Blevin, director of the Augusta Center, summarizing how the music of departed masters flows across time to nurture apprentices like Jake.</w:t>
+        <w:br/>
+        <w:t>"It's not purist," she said, emphasizing that the music is always changing. The fiddling had homespun roots and its heyday was preradio, performed for family and country gatherings where fiddlers constantly memorized and readapted each others' new tunes in the tradition of the hollows.</w:t>
+        <w:br/>
+        <w:t>Far from academic, Jake and Lester jauntily connected the generations by bowing their way through unscripted versions of "Cotton Eyed Joe," "Cherry River Line," "Sally Comin' Through the Rye," "Old Joe Clark" and a half-dozen others. Each fresh tune was summoned from memory by the merest old title.</w:t>
+        <w:br/>
+        <w:t>There is no sheet music in old-time Appalachian playing, a naive musical art with a mournful sound that wanders off freely from the eight-tone scale and conventional rhythms. Some call it "crooked tune music," perfect for the crooked roads and mountain crooks of Appalachia.</w:t>
+        <w:br/>
+        <w:t>The chord-free, note-by-note flurries that mark old-time Appalachian tunes date to the earliest European settlers from the British isles and Germany. Old time was the seed for modern Blue Grass with its harmonies and orchestration. But it remains a far older thing unto itself, built around fiddles and banjos and never a guitar, Ms. Blevin noted.</w:t>
+        <w:br/>
+        <w:t>"I've talked to old timers who said the first Sears, Roebuck guitars revolutionized things around here in the 1920's," she said.</w:t>
+        <w:br/>
+        <w:t>In sticking with old-time fiddling, Jake nimbly handled this day's lesson. The boy never looked down at his own fiddling. But he played apace, gravely watching Mr. McCumber's slashing right wrist and dancing eyes. He plumbed the old man's musical memory with a few words of a title.</w:t>
+        <w:br/>
+        <w:t>"Oh yeah," the master exclaimed when the boy wanted more of "Ida Red" and Mr. McCumber suddenly remembered a scrap of lyric to go with their furious bowing. "I'm in love with Ida Red!" he shouted. "Little bit drunk and out of my head!"</w:t>
+        <w:br/>
+        <w:t>At the finish, the master grinned across at his insatiable apprentice. "All I ever learned is in my head," Mr. McCumber said. "Jake knows every one that I know and a lot of good 'uns besides."</w:t>
+        <w:br/>
+        <w:t>Jake, who has been enthralled with fiddling since he was 8 and his parents encouraged an obvious talent, politely thanked the master and stressed that he would be back for more. "We're taking everything that comes to us," he explained of his family's decision last year to move here from Indiana. They wanted to be near Mr. McCumbers and another master in a nearby hollow, 90-year-old Melvin Wine, who taught Jake techniques and tunes passed down from the fiddle of his great-grandfather.</w:t>
+        <w:br/>
+        <w:t>"I feel part of these people," said Jake, whose father, Reed, is a fiddle maker, and mother, Dara, a librarian. They moved to a weathered old farmhouse somewhere east of Chloe and south of Stumpton when their son won summer fiddling scholarships and honors from the Augusta center. But he still seemed to need his own place in the hollows near the masters.</w:t>
+        <w:br/>
+        <w:t>"Even more than the fiddling, Jake is learning something about life, about a special attitude, an appetite for life around here," Mrs. Krack said of the people in this deeply rural, working-class region. "I continue to be surprised about where we continue to be led by this."</w:t>
+        <w:br/>
+        <w:t>The arrival in the 1970's of Interstate 79, just 10 miles to the east, carried off much of the younger generation as traumatically as the radio and the guitar made inroads into the old-time music. Then again, it made it easier for Jake to get here.</w:t>
+        <w:br/>
+        <w:t>"Lester and Melvin are some of the last old-time musicians not influenced by TV and radio," said Jake, explaining his journey to the hollows. He vaguely thinks of becoming a naturalist, he said, and cannot imagine a professional life for himself as an old-time fiddler.</w:t>
+        <w:br/>
+        <w:t>"No, you'd get in a rut, limit the songs you perform, travel one night to the next," Jake said. Rather, he emphasized that his masters had made him plainly happy with the music and taught him enough to know that he eventually must be passing it on.</w:t>
         <w:br/>
         <w:br/>
         <w:t>http://www.nytimes.com</w:t>
+        <w:br/>
+        <w:br/>
+        <w:t>Graphic</w:t>
+        <w:br/>
+        <w:br/>
+        <w:t xml:space="preserve"> </w:t>
+        <w:br/>
+        <w:t>Photos: Appalachian fiddling thrives under a master-apprentice program in West Virginia. Lester McCumber, above, a 78-year-old master fiddler, and his pupil, Jake Krack, 14, played to an audience of one, Mr. McCumber's wife, Linda. Below, Jake and his mother, Dara, at the McCumbers' house. (Photographs by Brian Ferguson for The New York Times)</w:t>
       </w:r>
     </w:p>
     <w:sectPr>

--- a/example_articles/states/West Virginia/3.states_West Virginia_New_York_Times.docx
+++ b/example_articles/states/West Virginia/3.states_West Virginia_New_York_Times.docx
@@ -7,7 +7,7 @@
         <w:pStyle w:val="Heading1"/>
       </w:pPr>
       <w:r>
-        <w:t>Passing Along the Art Of Appalachian Fiddling</w:t>
+        <w:t>Joe Manchin Faces Liberal Opposition in Bid to Be Energy Panel's Top Democrat</w:t>
       </w:r>
     </w:p>
     <w:p>
@@ -17,17 +17,17 @@
     </w:p>
     <w:p>
       <w:r>
-        <w:t>Date: 1999-10-10</w:t>
+        <w:t>Date: 2018-12-06</w:t>
       </w:r>
     </w:p>
     <w:p>
       <w:r>
-        <w:t>Section: Section 1;; Section 1; Page 20; Column 1; National Desk; Column 1;</w:t>
+        <w:t>Section: US; politics</w:t>
       </w:r>
     </w:p>
     <w:p>
       <w:r>
-        <w:t>Source file: NYT/46.DOCX</w:t>
+        <w:t>Source file: NYT/21.DOCX</w:t>
       </w:r>
     </w:p>
     <w:p>
@@ -49,64 +49,51 @@
     </w:p>
     <w:p>
       <w:r>
-        <w:t>The mountain-hollow art of old-time Appalachian fiddling, long withering under the pressures of youthful emigration and homogenized broadcast entertainment, is hanging on by a few well-bowed strings here in a backwoods master-apprentice program.</w:t>
+        <w:t>WASHINGTON — During his first run for the Senate in 2010, Joe Manchin III, the Democrat from West Virginia, took aim — literally — at a climate change bill, shooting a bullet through it in a television ad. Now some Democrats are taking aim at Mr. Manchin, declaring him unfit to be the top Democrat on the committee that handles climate change.</w:t>
         <w:br/>
-        <w:t>Toe-tapping in syncopation, his right wrist snapping off bow movements the way other lads ply a curve ball, 14-year-old Jake Krack followed his master, 78-year-old Lester McCumber, through the popping, tuneful intricacies of "Ida Red."</w:t>
+        <w:t>As the Senate undergoes the customary postelection reshuffling of committees, Mr. Manchin, whose state is a major coal producer, has become a leading contender to become the senior Democrat on the Energy and Natural Resources Committee. But his pro-coal views and past campaign contributions from coal companies are causing a stir on his party's left.</w:t>
         <w:br/>
-        <w:t>The lustrous, haunting scrape of the music drifted out toward the surrounding forest this evening, the sound wreathing the simple McCumber household as pungently as autumnal chimney smoke.</w:t>
+        <w:t>Over the past several days, two potential Democratic White House aspirants — Gov. Jay Inslee of Washington and Tom Steyer, the billionaire philanthropist who has made fighting climate change his signature issue — have joined environmental advocates in calling on Senator Chuck Schumer of New York, the Democratic leader, to keep Mr. Manchin out of the ranking spot.</w:t>
         <w:br/>
-        <w:t>The two were jamming, by the boy's terminology, or just fiddling, by that of his lean and craggy master. But the music -- part of an ever-fading pre-Colonial Appalachian canon rarely written down and "played by air," as the teacher tells his pupil -- was assuredly alive and well.</w:t>
+        <w:t>"He supports Donald Trump's dirty energy agenda," Mr. Inslee wrote in an email to supporters. "He simply can't be trusted to make the bold, progressive decisions we need."</w:t>
         <w:br/>
-        <w:t>"Now that's the original way of playing 'Ida Red,' the way the old man who lived down the road -- Senate Cottrell was his name -- played it," the master instructed, suddenly looking back on his own young tutelage by a departed local legend.</w:t>
+        <w:t>The push to block Mr. Manchin — which is unlikely to succeed — underscores the deep fissures among Democrats as they head into the 2020 campaign, where they will be balancing a desire to energize the left against appealing to moderates and white working-class voters who voted in 2016 for President Trump.</w:t>
         <w:br/>
-        <w:t>In the gifted hands of Jake, the fiddling arts of Mr. McCumber -- and of Mr. Cottrell, the fiddler French Carpenter and sundry masters before -- now promises to outlive them all through a new generation.</w:t>
+        <w:t>Mr. Manchin just won a tough re-election bid in a state Mr. Trump won by more than 40 points in 2016. In a party where the left is feeling emboldened, he is a member of a rare and shrinking breed: the centrist Democrat.</w:t>
         <w:br/>
-        <w:t>"I'm just having fun," Jake said, at a pause in the bowing. "Aside from that, my main concern is to carry on this music into the future. That's my passion: to pass it forward. Lester always says there's no charge for the lessons, just pass it on."</w:t>
+        <w:t>"Come in and talk to me, the door's open," Mr. Manchin said Thursday, brushing past reporters who sought his response to his critics. If the ranking position, which is awarded on the basis of seniority, is offered to him, he said he would take it. "I want to do whatever I can to help my country and my state," he said.</w:t>
         <w:br/>
-        <w:t>This is the underlying passion, as well, of the master-apprentice program that the Augusta Heritage Center of Davis &amp; Elkins College in Elkins has threaded through the hills and hollows of West Virginia. Many young people historically have been forced to leave this state to find promising careers, rarely mastering and passing on the Appalachian folk ways of their elders. But lately, young people searching out uncommercialized, authentic old music have been showing up on Heritage Center scholarships at the cabin doors of the aging masters.</w:t>
+        <w:t>The senator has also addressed his critics another way, by reversing himself to vote against Mr. Trump's nominee to the Federal Energy Regulatory Commission.</w:t>
         <w:br/>
-        <w:t>Jake is apprenticed to Lester here in Calhoun County just as Phyllis Marks, a blind balladeer in her eighth decade over in Gilmer County, is teaching pure backwoods songs of yore, some of them long forgotten but for the urgings of her talented young student, Helena Triplett.</w:t>
+        <w:t>Mr. Manchin was the sole Democrat to vote in favor of the nominee, Bernard McNamee, in committee. But he changed his mind, he said, after seeing video footage of Mr. McNamee denying that climate change is caused by humans.</w:t>
         <w:br/>
-        <w:t>"It's kind of like they're channeling people who are gone," said Margo Blevin, director of the Augusta Center, summarizing how the music of departed masters flows across time to nurture apprentices like Jake.</w:t>
+        <w:t>A statement he issued seemed designed to send a strong message to his detractors.</w:t>
         <w:br/>
-        <w:t>"It's not purist," she said, emphasizing that the music is always changing. The fiddling had homespun roots and its heyday was preradio, performed for family and country gatherings where fiddlers constantly memorized and readapted each others' new tunes in the tradition of the hollows.</w:t>
+        <w:t>"Climate change is real, humans have made a significant impact, and we have the responsibility and capability to address it urgently," it said. Despite his opposition, Mr. McNamee was confirmed on Thursday, 50 to 49.</w:t>
         <w:br/>
-        <w:t>Far from academic, Jake and Lester jauntily connected the generations by bowing their way through unscripted versions of "Cotton Eyed Joe," "Cherry River Line," "Sally Comin' Through the Rye," "Old Joe Clark" and a half-dozen others. Each fresh tune was summoned from memory by the merest old title.</w:t>
+        <w:t>Mr. Manchin's ability to win as a Democrat in a deep-red state has helped hold down the Republican majority in the Senate. But he votes with Mr. Trump 60.8 percent of the time, according to the website FiveThirtyEight. Fewer than half of his votes line up with the positions advanced by the            League of Conservation Voters, an environmental advocacy group.</w:t>
         <w:br/>
-        <w:t>There is no sheet music in old-time Appalachian playing, a naive musical art with a mournful sound that wanders off freely from the eight-tone scale and conventional rhythms. Some call it "crooked tune music," perfect for the crooked roads and mountain crooks of Appalachia.</w:t>
+        <w:t>He is also about to lose his two closest ideological compatriots: Senator Joe Donnelly of Indiana and Senator Heidi Heitkamp of North Dakota, Democrats who lost their re-election bids last month. Both of them voted against the confirmation of Justice Brett M. Kavanaugh; Mr. Manchin, bowing to the will of his constituents, was the lone Democratto vote in favor.</w:t>
         <w:br/>
-        <w:t>The chord-free, note-by-note flurries that mark old-time Appalachian tunes date to the earliest European settlers from the British isles and Germany. Old time was the seed for modern Blue Grass with its harmonies and orchestration. But it remains a far older thing unto itself, built around fiddles and banjos and never a guitar, Ms. Blevin noted.</w:t>
+        <w:t>Mr. Manchin's campaign contributions from coal and energy companies have also drawn the ire of the progressive left. Of the 20 senators who received the most money from coal mining interests in 2018, he ranks 11th and is the sole Democrat, according to the Center for Responsive Politics, which tracks campaign finance.</w:t>
         <w:br/>
-        <w:t>"I've talked to old timers who said the first Sears, Roebuck guitars revolutionized things around here in the 1920's," she said.</w:t>
+        <w:t>Alexandria Ocasio-Cortez, the firebrand Democrat and incoming House freshman from New York who has been pushing for a so-called Green New Deal, cited those contributions last week when she expressed opposition to Mr. Manchin.</w:t>
         <w:br/>
-        <w:t>In sticking with old-time fiddling, Jake nimbly handled this day's lesson. The boy never looked down at his own fiddling. But he played apace, gravely watching Mr. McCumber's slashing right wrist and dancing eyes. He plumbed the old man's musical memory with a few words of a title.</w:t>
+        <w:t>"I have concerns over the senator's chairmanship just because I do not believe that we should be financed by the industries that we are supposed to be legislating and regulating and touching with our legislation," Ms. Ocasio-Cortez told reporters at a news conference with members of the Sunrise Movement, an environmental advocacy group. Movement members also protested outside Mr. Schumer's New York office on Monday.</w:t>
         <w:br/>
-        <w:t>"Oh yeah," the master exclaimed when the boy wanted more of "Ida Red" and Mr. McCumber suddenly remembered a scrap of lyric to go with their furious bowing. "I'm in love with Ida Red!" he shouted. "Little bit drunk and out of my head!"</w:t>
+        <w:t>Under the seniority system by which Senate Democrats govern themselves, several of Mr. Manchin's colleagues are ahead of him in the line for the top spot on the energy panel. But for various reasons — including the tradition that a senator serves as the ranking member of only one committee — they seem likely to turn it down. The maneuvering, which will be sorted out before the next Congress begins, is like a game of political musical chairs.</w:t>
         <w:br/>
-        <w:t>At the finish, the master grinned across at his insatiable apprentice. "All I ever learned is in my head," Mr. McCumber said. "Jake knows every one that I know and a lot of good 'uns besides."</w:t>
+        <w:t>Senator Maria Cantwell of Washington, currently the top Democrat on the energy panel, may move to the Commerce Committee, replacing Senator Bill Nelson of Florida, who lost his re-election bid. Next in seniority is Senator Ron Wyden of Oregon, but he wants to keep his top spot on the Finance Committee. Then comes Senator Debbie Stabenow of Michigan, who has shown no inclination to vacate the top spot on the Agriculture Committee.</w:t>
         <w:br/>
-        <w:t>Jake, who has been enthralled with fiddling since he was 8 and his parents encouraged an obvious talent, politely thanked the master and stressed that he would be back for more. "We're taking everything that comes to us," he explained of his family's decision last year to move here from Indiana. They wanted to be near Mr. McCumbers and another master in a nearby hollow, 90-year-old Melvin Wine, who taught Jake techniques and tunes passed down from the fiddle of his great-grandfather.</w:t>
+        <w:t>That leaves Senator Bernie Sanders of Vermont, an independent who caucuses with Democrats and holds the party's top spot on the Budget Committee; he has not stated his intentions, and waved away questions on Thursday. If Mr. Sanders rejects Energy and Commerce in favor of remaining the ranking member on the budget panel, the job would be Mr. Manchin's — unless Mr. Schumer intervened, which would be likely to cause an uproar in his caucus.</w:t>
         <w:br/>
-        <w:t>"I feel part of these people," said Jake, whose father, Reed, is a fiddle maker, and mother, Dara, a librarian. They moved to a weathered old farmhouse somewhere east of Chloe and south of Stumpton when their son won summer fiddling scholarships and honors from the Augusta center. But he still seemed to need his own place in the hollows near the masters.</w:t>
+        <w:t>A spokesman for Mr. Schumer declined to comment.</w:t>
         <w:br/>
-        <w:t>"Even more than the fiddling, Jake is learning something about life, about a special attitude, an appetite for life around here," Mrs. Krack said of the people in this deeply rural, working-class region. "I continue to be surprised about where we continue to be led by this."</w:t>
+        <w:t>As the controversy swirled, other Democrats came to Mr. Manchin's defense on Thursday, arguing that no one senator — not even one in a top spot of a relevant committee — will set policy on climate change. Even so, Mr. Manchin's future is likely to come up when Democrats organize their committee slates for the coming Congress.</w:t>
         <w:br/>
-        <w:t>The arrival in the 1970's of Interstate 79, just 10 miles to the east, carried off much of the younger generation as traumatically as the radio and the guitar made inroads into the old-time music. Then again, it made it easier for Jake to get here.</w:t>
+        <w:t>"I'm sure there will be some discussion among members; I think it's a worthwhile conversation to have," said Senator Christopher S. Murphy, Democrat of Connecticut. But, Mr. Murphy added, "nobody in our caucus has veto power over climate policy, whether they're the ranking member on a committee or not."</w:t>
         <w:br/>
-        <w:t>"Lester and Melvin are some of the last old-time musicians not influenced by TV and radio," said Jake, explaining his journey to the hollows. He vaguely thinks of becoming a naturalist, he said, and cannot imagine a professional life for himself as an old-time fiddler.</w:t>
-        <w:br/>
-        <w:t>"No, you'd get in a rut, limit the songs you perform, travel one night to the next," Jake said. Rather, he emphasized that his masters had made him plainly happy with the music and taught him enough to know that he eventually must be passing it on.</w:t>
-        <w:br/>
-        <w:br/>
-        <w:t>http://www.nytimes.com</w:t>
-        <w:br/>
-        <w:br/>
-        <w:t>Graphic</w:t>
-        <w:br/>
-        <w:br/>
-        <w:t xml:space="preserve"> </w:t>
-        <w:br/>
-        <w:t>Photos: Appalachian fiddling thrives under a master-apprentice program in West Virginia. Lester McCumber, above, a 78-year-old master fiddler, and his pupil, Jake Krack, 14, played to an audience of one, Mr. McCumber's wife, Linda. Below, Jake and his mother, Dara, at the McCumbers' house. (Photographs by Brian Ferguson for The New York Times)</w:t>
+        <w:t>PHOTO: Senator Joe Manchin III, Democrat of West Virginia, is at odds with most of his party over his support of coal. (PHOTOGRAPH BY Sarah Silbiger/The New York Times FOR THE NEW YORK TIMES)</w:t>
       </w:r>
     </w:p>
     <w:sectPr>
